--- a/backend-exhibits/onedrive to onedrive standard not included.docx
+++ b/backend-exhibits/onedrive to onedrive standard not included.docx
@@ -39,14 +39,14 @@
               <w:ind w:left="52"/>
               <w:jc w:val="center"/>
               <w:rPr>
-                <w:rFonts w:ascii="Arial" w:hAnsi="Arial" w:cs="Arial"/>
+                <w:rFonts w:ascii="Arial" w:hAnsi="Arial" w:cs="Arial" w:eastAsia="Arial"/>
                 <w:sz w:val="21"/>
                 <w:szCs w:val="21"/>
               </w:rPr>
             </w:pPr>
             <w:r>
               <w:rPr>
-                <w:rFonts w:ascii="Arial" w:eastAsia="Arial" w:hAnsi="Arial" w:cs="Arial"/>
+                <w:rFonts w:ascii="Arial" w:hAnsi="Arial" w:cs="Arial" w:eastAsia="Arial"/>
                 <w:b/>
                 <w:sz w:val="21"/>
                 <w:szCs w:val="21"/>
@@ -55,7 +55,7 @@
             </w:r>
             <w:r>
               <w:rPr>
-                <w:rFonts w:ascii="Arial" w:eastAsia="Arial" w:hAnsi="Arial" w:cs="Arial"/>
+                <w:rFonts w:ascii="Arial" w:hAnsi="Arial" w:cs="Arial" w:eastAsia="Arial"/>
                 <w:b/>
                 <w:sz w:val="21"/>
                 <w:szCs w:val="21"/>
@@ -64,7 +64,7 @@
             </w:r>
             <w:r>
               <w:rPr>
-                <w:rFonts w:ascii="Arial" w:eastAsia="Arial" w:hAnsi="Arial" w:cs="Arial"/>
+                <w:rFonts w:ascii="Arial" w:hAnsi="Arial" w:cs="Arial" w:eastAsia="Arial"/>
                 <w:b/>
                 <w:sz w:val="21"/>
                 <w:szCs w:val="21"/>
@@ -73,7 +73,7 @@
             </w:r>
             <w:r>
               <w:rPr>
-                <w:rFonts w:ascii="Arial" w:eastAsia="Arial" w:hAnsi="Arial" w:cs="Arial"/>
+                <w:rFonts w:ascii="Arial" w:hAnsi="Arial" w:cs="Arial" w:eastAsia="Arial"/>
                 <w:b/>
                 <w:sz w:val="21"/>
                 <w:szCs w:val="21"/>
@@ -82,7 +82,7 @@
             </w:r>
             <w:r>
               <w:rPr>
-                <w:rFonts w:ascii="Arial" w:eastAsia="Arial" w:hAnsi="Arial" w:cs="Arial"/>
+                <w:rFonts w:ascii="Arial" w:hAnsi="Arial" w:cs="Arial" w:eastAsia="Arial"/>
                 <w:b/>
                 <w:sz w:val="21"/>
                 <w:szCs w:val="21"/>
@@ -91,7 +91,7 @@
             </w:r>
             <w:r>
               <w:rPr>
-                <w:rFonts w:ascii="Arial" w:eastAsia="Arial" w:hAnsi="Arial" w:cs="Arial"/>
+                <w:rFonts w:ascii="Arial" w:hAnsi="Arial" w:cs="Arial" w:eastAsia="Arial"/>
                 <w:b/>
                 <w:sz w:val="21"/>
                 <w:szCs w:val="21"/>
@@ -100,7 +100,7 @@
             </w:r>
             <w:r>
               <w:rPr>
-                <w:rFonts w:ascii="Arial" w:eastAsia="Arial" w:hAnsi="Arial" w:cs="Arial"/>
+                <w:rFonts w:ascii="Arial" w:hAnsi="Arial" w:cs="Arial" w:eastAsia="Arial"/>
                 <w:b/>
                 <w:sz w:val="21"/>
                 <w:szCs w:val="21"/>
@@ -128,7 +128,7 @@
             <w:pPr>
               <w:ind w:left="3"/>
               <w:rPr>
-                <w:rFonts w:ascii="Arial" w:hAnsi="Arial" w:cs="Arial"/>
+                <w:rFonts w:ascii="Arial" w:hAnsi="Arial" w:cs="Arial" w:eastAsia="Arial"/>
                 <w:b/>
                 <w:bCs/>
                 <w:sz w:val="21"/>
@@ -137,7 +137,7 @@
             </w:pPr>
             <w:r>
               <w:rPr>
-                <w:rFonts w:ascii="Arial" w:hAnsi="Arial" w:cs="Arial"/>
+                <w:rFonts w:ascii="Arial" w:hAnsi="Arial" w:cs="Arial" w:eastAsia="Arial"/>
                 <w:b/>
                 <w:bCs/>
                 <w:sz w:val="21"/>
@@ -160,14 +160,14 @@
           <w:p>
             <w:pPr>
               <w:rPr>
-                <w:rFonts w:ascii="Arial" w:hAnsi="Arial" w:cs="Arial"/>
+                <w:rFonts w:ascii="Arial" w:hAnsi="Arial" w:cs="Arial" w:eastAsia="Arial"/>
                 <w:sz w:val="21"/>
                 <w:szCs w:val="21"/>
               </w:rPr>
             </w:pPr>
             <w:r>
               <w:rPr>
-                <w:rFonts w:ascii="Arial" w:hAnsi="Arial" w:cs="Arial"/>
+                <w:rFonts w:ascii="Arial" w:hAnsi="Arial" w:cs="Arial" w:eastAsia="Arial"/>
                 <w:sz w:val="21"/>
                 <w:szCs w:val="21"/>
               </w:rPr>
@@ -194,7 +194,7 @@
             <w:pPr>
               <w:ind w:left="3"/>
               <w:rPr>
-                <w:rFonts w:ascii="Arial" w:hAnsi="Arial" w:cs="Arial"/>
+                <w:rFonts w:ascii="Arial" w:hAnsi="Arial" w:cs="Arial" w:eastAsia="Arial"/>
                 <w:b/>
                 <w:bCs/>
                 <w:sz w:val="21"/>
@@ -203,7 +203,7 @@
             </w:pPr>
             <w:r>
               <w:rPr>
-                <w:rFonts w:ascii="Arial" w:hAnsi="Arial" w:cs="Arial"/>
+                <w:rFonts w:ascii="Arial" w:hAnsi="Arial" w:cs="Arial" w:eastAsia="Arial"/>
                 <w:b/>
                 <w:bCs/>
                 <w:sz w:val="21"/>
@@ -226,14 +226,14 @@
           <w:p>
             <w:pPr>
               <w:rPr>
-                <w:rFonts w:ascii="Arial" w:hAnsi="Arial" w:cs="Arial"/>
+                <w:rFonts w:ascii="Arial" w:hAnsi="Arial" w:cs="Arial" w:eastAsia="Arial"/>
                 <w:sz w:val="21"/>
                 <w:szCs w:val="21"/>
               </w:rPr>
             </w:pPr>
             <w:r>
               <w:rPr>
-                <w:rFonts w:ascii="Arial" w:hAnsi="Arial" w:cs="Arial"/>
+                <w:rFonts w:ascii="Arial" w:hAnsi="Arial" w:cs="Arial" w:eastAsia="Arial"/>
                 <w:sz w:val="21"/>
                 <w:szCs w:val="21"/>
               </w:rPr>
@@ -259,10 +259,10 @@
   <w:docDefaults>
     <w:rPrDefault>
       <w:rPr>
-        <w:rFonts w:asciiTheme="minorHAnsi" w:eastAsiaTheme="minorHAnsi" w:hAnsiTheme="minorHAnsi" w:cstheme="minorBidi"/>
+        <w:rFonts w:ascii="Arial" w:hAnsi="Arial" w:cs="Arial" w:eastAsia="Arial"/>
         <w:kern w:val="2"/>
-        <w:sz w:val="24"/>
-        <w:szCs w:val="24"/>
+        <w:sz w:val="21"/>
+        <w:szCs w:val="21"/>
         <w:lang w:val="en-IN" w:eastAsia="en-US" w:bidi="ar-SA"/>
         <w14:ligatures w14:val="standardContextual"/>
       </w:rPr>
@@ -659,9 +659,9 @@
       <w:spacing w:line="259" w:lineRule="auto"/>
     </w:pPr>
     <w:rPr>
-      <w:rFonts w:ascii="Calibri" w:eastAsia="Calibri" w:hAnsi="Calibri" w:cs="Calibri"/>
+      <w:rFonts w:ascii="Arial" w:hAnsi="Arial" w:cs="Arial" w:eastAsia="Arial"/>
       <w:color w:val="000000"/>
-      <w:sz w:val="22"/>
+      <w:sz w:val="21"/>
       <w:lang w:eastAsia="en-IN"/>
     </w:rPr>
   </w:style>
@@ -680,10 +680,10 @@
       <w:outlineLvl w:val="0"/>
     </w:pPr>
     <w:rPr>
-      <w:rFonts w:asciiTheme="majorHAnsi" w:eastAsiaTheme="majorEastAsia" w:hAnsiTheme="majorHAnsi" w:cstheme="majorBidi"/>
+      <w:rFonts w:ascii="Arial" w:hAnsi="Arial" w:cs="Arial" w:eastAsia="Arial"/>
       <w:color w:val="0F4761" w:themeColor="accent1" w:themeShade="BF"/>
-      <w:sz w:val="40"/>
-      <w:szCs w:val="40"/>
+      <w:sz w:val="21"/>
+      <w:szCs w:val="21"/>
       <w:lang w:eastAsia="en-US"/>
     </w:rPr>
   </w:style>
@@ -704,10 +704,10 @@
       <w:outlineLvl w:val="1"/>
     </w:pPr>
     <w:rPr>
-      <w:rFonts w:asciiTheme="majorHAnsi" w:eastAsiaTheme="majorEastAsia" w:hAnsiTheme="majorHAnsi" w:cstheme="majorBidi"/>
+      <w:rFonts w:ascii="Arial" w:hAnsi="Arial" w:cs="Arial" w:eastAsia="Arial"/>
       <w:color w:val="0F4761" w:themeColor="accent1" w:themeShade="BF"/>
-      <w:sz w:val="32"/>
-      <w:szCs w:val="32"/>
+      <w:sz w:val="21"/>
+      <w:szCs w:val="21"/>
       <w:lang w:eastAsia="en-US"/>
     </w:rPr>
   </w:style>
@@ -728,10 +728,10 @@
       <w:outlineLvl w:val="2"/>
     </w:pPr>
     <w:rPr>
-      <w:rFonts w:asciiTheme="minorHAnsi" w:eastAsiaTheme="majorEastAsia" w:hAnsiTheme="minorHAnsi" w:cstheme="majorBidi"/>
+      <w:rFonts w:ascii="Arial" w:hAnsi="Arial" w:cs="Arial" w:eastAsia="Arial"/>
       <w:color w:val="0F4761" w:themeColor="accent1" w:themeShade="BF"/>
-      <w:sz w:val="28"/>
-      <w:szCs w:val="28"/>
+      <w:sz w:val="21"/>
+      <w:szCs w:val="21"/>
       <w:lang w:eastAsia="en-US"/>
     </w:rPr>
   </w:style>
@@ -752,11 +752,11 @@
       <w:outlineLvl w:val="3"/>
     </w:pPr>
     <w:rPr>
-      <w:rFonts w:asciiTheme="minorHAnsi" w:eastAsiaTheme="majorEastAsia" w:hAnsiTheme="minorHAnsi" w:cstheme="majorBidi"/>
+      <w:rFonts w:ascii="Arial" w:hAnsi="Arial" w:cs="Arial" w:eastAsia="Arial"/>
       <w:i/>
       <w:iCs/>
       <w:color w:val="0F4761" w:themeColor="accent1" w:themeShade="BF"/>
-      <w:sz w:val="24"/>
+      <w:sz w:val="21"/>
       <w:lang w:eastAsia="en-US"/>
     </w:rPr>
   </w:style>
@@ -777,9 +777,9 @@
       <w:outlineLvl w:val="4"/>
     </w:pPr>
     <w:rPr>
-      <w:rFonts w:asciiTheme="minorHAnsi" w:eastAsiaTheme="majorEastAsia" w:hAnsiTheme="minorHAnsi" w:cstheme="majorBidi"/>
+      <w:rFonts w:ascii="Arial" w:hAnsi="Arial" w:cs="Arial" w:eastAsia="Arial"/>
       <w:color w:val="0F4761" w:themeColor="accent1" w:themeShade="BF"/>
-      <w:sz w:val="24"/>
+      <w:sz w:val="21"/>
       <w:lang w:eastAsia="en-US"/>
     </w:rPr>
   </w:style>
@@ -800,11 +800,11 @@
       <w:outlineLvl w:val="5"/>
     </w:pPr>
     <w:rPr>
-      <w:rFonts w:asciiTheme="minorHAnsi" w:eastAsiaTheme="majorEastAsia" w:hAnsiTheme="minorHAnsi" w:cstheme="majorBidi"/>
+      <w:rFonts w:ascii="Arial" w:hAnsi="Arial" w:cs="Arial" w:eastAsia="Arial"/>
       <w:i/>
       <w:iCs/>
       <w:color w:val="595959" w:themeColor="text1" w:themeTint="A6"/>
-      <w:sz w:val="24"/>
+      <w:sz w:val="21"/>
       <w:lang w:eastAsia="en-US"/>
     </w:rPr>
   </w:style>
@@ -825,9 +825,9 @@
       <w:outlineLvl w:val="6"/>
     </w:pPr>
     <w:rPr>
-      <w:rFonts w:asciiTheme="minorHAnsi" w:eastAsiaTheme="majorEastAsia" w:hAnsiTheme="minorHAnsi" w:cstheme="majorBidi"/>
+      <w:rFonts w:ascii="Arial" w:hAnsi="Arial" w:cs="Arial" w:eastAsia="Arial"/>
       <w:color w:val="595959" w:themeColor="text1" w:themeTint="A6"/>
-      <w:sz w:val="24"/>
+      <w:sz w:val="21"/>
       <w:lang w:eastAsia="en-US"/>
     </w:rPr>
   </w:style>
@@ -848,11 +848,11 @@
       <w:outlineLvl w:val="7"/>
     </w:pPr>
     <w:rPr>
-      <w:rFonts w:asciiTheme="minorHAnsi" w:eastAsiaTheme="majorEastAsia" w:hAnsiTheme="minorHAnsi" w:cstheme="majorBidi"/>
+      <w:rFonts w:ascii="Arial" w:hAnsi="Arial" w:cs="Arial" w:eastAsia="Arial"/>
       <w:i/>
       <w:iCs/>
       <w:color w:val="272727" w:themeColor="text1" w:themeTint="D8"/>
-      <w:sz w:val="24"/>
+      <w:sz w:val="21"/>
       <w:lang w:eastAsia="en-US"/>
     </w:rPr>
   </w:style>
@@ -873,9 +873,9 @@
       <w:outlineLvl w:val="8"/>
     </w:pPr>
     <w:rPr>
-      <w:rFonts w:asciiTheme="minorHAnsi" w:eastAsiaTheme="majorEastAsia" w:hAnsiTheme="minorHAnsi" w:cstheme="majorBidi"/>
+      <w:rFonts w:ascii="Arial" w:hAnsi="Arial" w:cs="Arial" w:eastAsia="Arial"/>
       <w:color w:val="272727" w:themeColor="text1" w:themeTint="D8"/>
-      <w:sz w:val="24"/>
+      <w:sz w:val="21"/>
       <w:lang w:eastAsia="en-US"/>
     </w:rPr>
   </w:style>
@@ -912,10 +912,10 @@
     <w:uiPriority w:val="9"/>
     <w:rsid w:val="00C44E90"/>
     <w:rPr>
-      <w:rFonts w:asciiTheme="majorHAnsi" w:eastAsiaTheme="majorEastAsia" w:hAnsiTheme="majorHAnsi" w:cstheme="majorBidi"/>
+      <w:rFonts w:ascii="Arial" w:hAnsi="Arial" w:cs="Arial" w:eastAsia="Arial"/>
       <w:color w:val="0F4761" w:themeColor="accent1" w:themeShade="BF"/>
-      <w:sz w:val="40"/>
-      <w:szCs w:val="40"/>
+      <w:sz w:val="21"/>
+      <w:szCs w:val="21"/>
     </w:rPr>
   </w:style>
   <w:style w:type="character" w:customStyle="1" w:styleId="Heading2Char">
@@ -926,10 +926,10 @@
     <w:semiHidden/>
     <w:rsid w:val="00C44E90"/>
     <w:rPr>
-      <w:rFonts w:asciiTheme="majorHAnsi" w:eastAsiaTheme="majorEastAsia" w:hAnsiTheme="majorHAnsi" w:cstheme="majorBidi"/>
+      <w:rFonts w:ascii="Arial" w:hAnsi="Arial" w:cs="Arial" w:eastAsia="Arial"/>
       <w:color w:val="0F4761" w:themeColor="accent1" w:themeShade="BF"/>
-      <w:sz w:val="32"/>
-      <w:szCs w:val="32"/>
+      <w:sz w:val="21"/>
+      <w:szCs w:val="21"/>
     </w:rPr>
   </w:style>
   <w:style w:type="character" w:customStyle="1" w:styleId="Heading3Char">
@@ -940,10 +940,10 @@
     <w:semiHidden/>
     <w:rsid w:val="00C44E90"/>
     <w:rPr>
-      <w:rFonts w:eastAsiaTheme="majorEastAsia" w:cstheme="majorBidi"/>
+      <w:rFonts w:ascii="Arial" w:hAnsi="Arial" w:cs="Arial" w:eastAsia="Arial"/>
       <w:color w:val="0F4761" w:themeColor="accent1" w:themeShade="BF"/>
-      <w:sz w:val="28"/>
-      <w:szCs w:val="28"/>
+      <w:sz w:val="21"/>
+      <w:szCs w:val="21"/>
     </w:rPr>
   </w:style>
   <w:style w:type="character" w:customStyle="1" w:styleId="Heading4Char">
@@ -954,7 +954,7 @@
     <w:semiHidden/>
     <w:rsid w:val="00C44E90"/>
     <w:rPr>
-      <w:rFonts w:eastAsiaTheme="majorEastAsia" w:cstheme="majorBidi"/>
+      <w:rFonts w:ascii="Arial" w:hAnsi="Arial" w:cs="Arial" w:eastAsia="Arial"/>
       <w:i/>
       <w:iCs/>
       <w:color w:val="0F4761" w:themeColor="accent1" w:themeShade="BF"/>
@@ -968,7 +968,7 @@
     <w:semiHidden/>
     <w:rsid w:val="00C44E90"/>
     <w:rPr>
-      <w:rFonts w:eastAsiaTheme="majorEastAsia" w:cstheme="majorBidi"/>
+      <w:rFonts w:ascii="Arial" w:hAnsi="Arial" w:cs="Arial" w:eastAsia="Arial"/>
       <w:color w:val="0F4761" w:themeColor="accent1" w:themeShade="BF"/>
     </w:rPr>
   </w:style>
@@ -980,7 +980,7 @@
     <w:semiHidden/>
     <w:rsid w:val="00C44E90"/>
     <w:rPr>
-      <w:rFonts w:eastAsiaTheme="majorEastAsia" w:cstheme="majorBidi"/>
+      <w:rFonts w:ascii="Arial" w:hAnsi="Arial" w:cs="Arial" w:eastAsia="Arial"/>
       <w:i/>
       <w:iCs/>
       <w:color w:val="595959" w:themeColor="text1" w:themeTint="A6"/>
@@ -994,7 +994,7 @@
     <w:semiHidden/>
     <w:rsid w:val="00C44E90"/>
     <w:rPr>
-      <w:rFonts w:eastAsiaTheme="majorEastAsia" w:cstheme="majorBidi"/>
+      <w:rFonts w:ascii="Arial" w:hAnsi="Arial" w:cs="Arial" w:eastAsia="Arial"/>
       <w:color w:val="595959" w:themeColor="text1" w:themeTint="A6"/>
     </w:rPr>
   </w:style>
@@ -1006,7 +1006,7 @@
     <w:semiHidden/>
     <w:rsid w:val="00C44E90"/>
     <w:rPr>
-      <w:rFonts w:eastAsiaTheme="majorEastAsia" w:cstheme="majorBidi"/>
+      <w:rFonts w:ascii="Arial" w:hAnsi="Arial" w:cs="Arial" w:eastAsia="Arial"/>
       <w:i/>
       <w:iCs/>
       <w:color w:val="272727" w:themeColor="text1" w:themeTint="D8"/>
@@ -1020,7 +1020,7 @@
     <w:semiHidden/>
     <w:rsid w:val="00C44E90"/>
     <w:rPr>
-      <w:rFonts w:eastAsiaTheme="majorEastAsia" w:cstheme="majorBidi"/>
+      <w:rFonts w:ascii="Arial" w:hAnsi="Arial" w:cs="Arial" w:eastAsia="Arial"/>
       <w:color w:val="272727" w:themeColor="text1" w:themeTint="D8"/>
     </w:rPr>
   </w:style>
@@ -1037,12 +1037,12 @@
       <w:contextualSpacing/>
     </w:pPr>
     <w:rPr>
-      <w:rFonts w:asciiTheme="majorHAnsi" w:eastAsiaTheme="majorEastAsia" w:hAnsiTheme="majorHAnsi" w:cstheme="majorBidi"/>
+      <w:rFonts w:ascii="Arial" w:hAnsi="Arial" w:cs="Arial" w:eastAsia="Arial"/>
       <w:color w:val="auto"/>
       <w:spacing w:val="-10"/>
       <w:kern w:val="28"/>
-      <w:sz w:val="56"/>
-      <w:szCs w:val="56"/>
+      <w:sz w:val="21"/>
+      <w:szCs w:val="21"/>
       <w:lang w:eastAsia="en-US"/>
     </w:rPr>
   </w:style>
@@ -1053,11 +1053,11 @@
     <w:uiPriority w:val="10"/>
     <w:rsid w:val="00C44E90"/>
     <w:rPr>
-      <w:rFonts w:asciiTheme="majorHAnsi" w:eastAsiaTheme="majorEastAsia" w:hAnsiTheme="majorHAnsi" w:cstheme="majorBidi"/>
+      <w:rFonts w:ascii="Arial" w:hAnsi="Arial" w:cs="Arial" w:eastAsia="Arial"/>
       <w:spacing w:val="-10"/>
       <w:kern w:val="28"/>
-      <w:sz w:val="56"/>
-      <w:szCs w:val="56"/>
+      <w:sz w:val="21"/>
+      <w:szCs w:val="21"/>
     </w:rPr>
   </w:style>
   <w:style w:type="paragraph" w:styleId="Subtitle">
@@ -1075,11 +1075,11 @@
       <w:spacing w:line="278" w:lineRule="auto"/>
     </w:pPr>
     <w:rPr>
-      <w:rFonts w:asciiTheme="minorHAnsi" w:eastAsiaTheme="majorEastAsia" w:hAnsiTheme="minorHAnsi" w:cstheme="majorBidi"/>
+      <w:rFonts w:ascii="Arial" w:hAnsi="Arial" w:cs="Arial" w:eastAsia="Arial"/>
       <w:color w:val="595959" w:themeColor="text1" w:themeTint="A6"/>
       <w:spacing w:val="15"/>
-      <w:sz w:val="28"/>
-      <w:szCs w:val="28"/>
+      <w:sz w:val="21"/>
+      <w:szCs w:val="21"/>
       <w:lang w:eastAsia="en-US"/>
     </w:rPr>
   </w:style>
@@ -1090,11 +1090,11 @@
     <w:uiPriority w:val="11"/>
     <w:rsid w:val="00C44E90"/>
     <w:rPr>
-      <w:rFonts w:eastAsiaTheme="majorEastAsia" w:cstheme="majorBidi"/>
+      <w:rFonts w:ascii="Arial" w:hAnsi="Arial" w:cs="Arial" w:eastAsia="Arial"/>
       <w:color w:val="595959" w:themeColor="text1" w:themeTint="A6"/>
       <w:spacing w:val="15"/>
-      <w:sz w:val="28"/>
-      <w:szCs w:val="28"/>
+      <w:sz w:val="21"/>
+      <w:szCs w:val="21"/>
     </w:rPr>
   </w:style>
   <w:style w:type="paragraph" w:styleId="Quote">
@@ -1110,11 +1110,11 @@
       <w:jc w:val="center"/>
     </w:pPr>
     <w:rPr>
-      <w:rFonts w:asciiTheme="minorHAnsi" w:eastAsiaTheme="minorHAnsi" w:hAnsiTheme="minorHAnsi" w:cstheme="minorBidi"/>
+      <w:rFonts w:ascii="Arial" w:hAnsi="Arial" w:cs="Arial" w:eastAsia="Arial"/>
       <w:i/>
       <w:iCs/>
       <w:color w:val="404040" w:themeColor="text1" w:themeTint="BF"/>
-      <w:sz w:val="24"/>
+      <w:sz w:val="21"/>
       <w:lang w:eastAsia="en-US"/>
     </w:rPr>
   </w:style>
@@ -1142,9 +1142,9 @@
       <w:contextualSpacing/>
     </w:pPr>
     <w:rPr>
-      <w:rFonts w:asciiTheme="minorHAnsi" w:eastAsiaTheme="minorHAnsi" w:hAnsiTheme="minorHAnsi" w:cstheme="minorBidi"/>
+      <w:rFonts w:ascii="Arial" w:hAnsi="Arial" w:cs="Arial" w:eastAsia="Arial"/>
       <w:color w:val="auto"/>
-      <w:sz w:val="24"/>
+      <w:sz w:val="21"/>
       <w:lang w:eastAsia="en-US"/>
     </w:rPr>
   </w:style>
@@ -1178,11 +1178,11 @@
       <w:jc w:val="center"/>
     </w:pPr>
     <w:rPr>
-      <w:rFonts w:asciiTheme="minorHAnsi" w:eastAsiaTheme="minorHAnsi" w:hAnsiTheme="minorHAnsi" w:cstheme="minorBidi"/>
+      <w:rFonts w:ascii="Arial" w:hAnsi="Arial" w:cs="Arial" w:eastAsia="Arial"/>
       <w:i/>
       <w:iCs/>
       <w:color w:val="0F4761" w:themeColor="accent1" w:themeShade="BF"/>
-      <w:sz w:val="24"/>
+      <w:sz w:val="21"/>
       <w:lang w:eastAsia="en-US"/>
     </w:rPr>
   </w:style>
@@ -1219,7 +1219,7 @@
       <w:spacing w:after="0" w:line="240" w:lineRule="auto"/>
     </w:pPr>
     <w:rPr>
-      <w:rFonts w:eastAsiaTheme="minorEastAsia"/>
+      <w:rFonts w:ascii="Arial" w:hAnsi="Arial" w:cs="Arial" w:eastAsia="Arial"/>
       <w:lang w:eastAsia="en-IN"/>
     </w:rPr>
     <w:tblPr>
